--- a/Files/03 - Vayikra/12 - Bechukosai/5784/Bechukosai 5784.docx
+++ b/Files/03 - Vayikra/12 - Bechukosai/5784/Bechukosai 5784.docx
@@ -598,7 +598,7 @@
           <w:rFonts w:ascii="Times New Roman" w:hAnsi="Times New Roman" w:cs="Times New Roman"/>
           <w:rtl/>
         </w:rPr>
-        <w:t>״</w:t>
+        <w:t>"</w:t>
       </w:r>
       <w:r>
         <w:rPr>
@@ -649,7 +649,33 @@
         <w:rPr>
           <w:rFonts w:ascii="Times New Roman" w:hAnsi="Times New Roman" w:cs="Times New Roman"/>
         </w:rPr>
-        <w:t xml:space="preserve">, brings down a </w:t>
+        <w:t>,</w:t>
+      </w:r>
+      <w:r>
+        <w:rPr>
+          <w:rFonts w:ascii="Times New Roman" w:hAnsi="Times New Roman" w:cs="Times New Roman"/>
+        </w:rPr>
+        <w:t xml:space="preserve"> (</w:t>
+      </w:r>
+      <w:r>
+        <w:rPr>
+          <w:rFonts w:ascii="Times New Roman" w:hAnsi="Times New Roman" w:cs="Times New Roman"/>
+          <w:i/>
+          <w:iCs/>
+        </w:rPr>
+        <w:t>Rav Chaim Kanievsky on Chumash</w:t>
+      </w:r>
+      <w:r>
+        <w:rPr>
+          <w:rFonts w:ascii="Times New Roman" w:hAnsi="Times New Roman" w:cs="Times New Roman"/>
+        </w:rPr>
+        <w:t>. Permission granted by ArtScroll / Mesorah Publications)</w:t>
+      </w:r>
+      <w:r>
+        <w:rPr>
+          <w:rFonts w:ascii="Times New Roman" w:hAnsi="Times New Roman" w:cs="Times New Roman"/>
+        </w:rPr>
+        <w:t xml:space="preserve"> brings down a </w:t>
       </w:r>
       <w:r>
         <w:rPr>
@@ -810,7 +836,7 @@
           <w:rFonts w:ascii="Times New Roman" w:hAnsi="Times New Roman" w:cs="Times New Roman"/>
           <w:rtl/>
         </w:rPr>
-        <w:t>״</w:t>
+        <w:t>"</w:t>
       </w:r>
       <w:r>
         <w:rPr>
@@ -1275,7 +1301,7 @@
         <w:rPr>
           <w:rFonts w:ascii="Times New Roman" w:hAnsi="Times New Roman" w:cs="Times New Roman"/>
         </w:rPr>
-        <w:t xml:space="preserve"> explain that this refers to </w:t>
+        <w:t xml:space="preserve"> explain that this refers to</w:t>
       </w:r>
       <w:r>
         <w:rPr>
@@ -1537,7 +1563,7 @@
         <w:rPr>
           <w:rFonts w:ascii="Times New Roman" w:hAnsi="Times New Roman" w:cs="Times New Roman"/>
         </w:rPr>
-        <w:t xml:space="preserve">. These </w:t>
+        <w:t>. These</w:t>
       </w:r>
       <w:r>
         <w:rPr>
@@ -1671,7 +1697,7 @@
           <w:rFonts w:ascii="Times New Roman" w:hAnsi="Times New Roman" w:cs="Times New Roman"/>
           <w:rtl/>
         </w:rPr>
-        <w:t>״</w:t>
+        <w:t>"</w:t>
       </w:r>
       <w:r>
         <w:rPr>
@@ -1904,7 +1930,7 @@
           <w:rFonts w:ascii="Times New Roman" w:hAnsi="Times New Roman" w:cs="Times New Roman"/>
           <w:rtl/>
         </w:rPr>
-        <w:t>״</w:t>
+        <w:t>"</w:t>
       </w:r>
       <w:r>
         <w:rPr>
@@ -2080,7 +2106,7 @@
           <w:rFonts w:ascii="Times New Roman" w:hAnsi="Times New Roman" w:cs="Times New Roman"/>
           <w:rtl/>
         </w:rPr>
-        <w:t>״</w:t>
+        <w:t>"</w:t>
       </w:r>
       <w:r>
         <w:rPr>
@@ -2231,7 +2257,7 @@
           <w:rFonts w:ascii="Times New Roman" w:hAnsi="Times New Roman" w:cs="Times New Roman"/>
           <w:rtl/>
         </w:rPr>
-        <w:t>״</w:t>
+        <w:t>"</w:t>
       </w:r>
       <w:r>
         <w:rPr>

--- a/Files/03 - Vayikra/12 - Bechukosai/5784/Bechukosai 5784.docx
+++ b/Files/03 - Vayikra/12 - Bechukosai/5784/Bechukosai 5784.docx
@@ -598,7 +598,7 @@
           <w:rFonts w:ascii="Times New Roman" w:hAnsi="Times New Roman" w:cs="Times New Roman"/>
           <w:rtl/>
         </w:rPr>
-        <w:t>"</w:t>
+        <w:t>״</w:t>
       </w:r>
       <w:r>
         <w:rPr>
@@ -836,7 +836,7 @@
           <w:rFonts w:ascii="Times New Roman" w:hAnsi="Times New Roman" w:cs="Times New Roman"/>
           <w:rtl/>
         </w:rPr>
-        <w:t>"</w:t>
+        <w:t>״</w:t>
       </w:r>
       <w:r>
         <w:rPr>
@@ -1301,7 +1301,7 @@
         <w:rPr>
           <w:rFonts w:ascii="Times New Roman" w:hAnsi="Times New Roman" w:cs="Times New Roman"/>
         </w:rPr>
-        <w:t xml:space="preserve"> explain that this refers to</w:t>
+        <w:t xml:space="preserve"> explain that this refers to </w:t>
       </w:r>
       <w:r>
         <w:rPr>
@@ -1563,7 +1563,7 @@
         <w:rPr>
           <w:rFonts w:ascii="Times New Roman" w:hAnsi="Times New Roman" w:cs="Times New Roman"/>
         </w:rPr>
-        <w:t>. These</w:t>
+        <w:t xml:space="preserve">. These </w:t>
       </w:r>
       <w:r>
         <w:rPr>
@@ -1697,7 +1697,7 @@
           <w:rFonts w:ascii="Times New Roman" w:hAnsi="Times New Roman" w:cs="Times New Roman"/>
           <w:rtl/>
         </w:rPr>
-        <w:t>"</w:t>
+        <w:t>״</w:t>
       </w:r>
       <w:r>
         <w:rPr>
@@ -1930,7 +1930,7 @@
           <w:rFonts w:ascii="Times New Roman" w:hAnsi="Times New Roman" w:cs="Times New Roman"/>
           <w:rtl/>
         </w:rPr>
-        <w:t>"</w:t>
+        <w:t>״</w:t>
       </w:r>
       <w:r>
         <w:rPr>
@@ -2106,7 +2106,7 @@
           <w:rFonts w:ascii="Times New Roman" w:hAnsi="Times New Roman" w:cs="Times New Roman"/>
           <w:rtl/>
         </w:rPr>
-        <w:t>"</w:t>
+        <w:t>״</w:t>
       </w:r>
       <w:r>
         <w:rPr>
@@ -2257,7 +2257,7 @@
           <w:rFonts w:ascii="Times New Roman" w:hAnsi="Times New Roman" w:cs="Times New Roman"/>
           <w:rtl/>
         </w:rPr>
-        <w:t>"</w:t>
+        <w:t>״</w:t>
       </w:r>
       <w:r>
         <w:rPr>
